--- a/spa/docx/025.content.docx
+++ b/spa/docx/025.content.docx
@@ -19,7 +19,7 @@
         <w:rPr>
           <w:lang w:val="es_ES" w:bidi="es_ES"/>
         </w:rPr>
-        <w:t>Resource: Tyndale Open Bible Dictionary</w:t>
+        <w:t>Resource: Aquifer Open Bible Dictionary</w:t>
       </w:r>
       <w:r>
         <w:rPr>
@@ -112,7 +112,7 @@
         <w:rPr>
           <w:lang w:val="es_ES" w:bidi="es_ES"/>
         </w:rPr>
-        <w:t>Tyndale Open Bible Dictionary</w:t>
+        <w:t>Aquifer Open Bible Dictionary</w:t>
       </w:r>
     </w:p>
     <w:p>

--- a/spa/docx/025.content.docx
+++ b/spa/docx/025.content.docx
@@ -231,25 +231,7 @@
         <w:rPr>
           <w:lang w:val="es_ES" w:bidi="es_ES"/>
         </w:rPr>
-        <w:t xml:space="preserve">Nombre del mes en el calendario macedonio que corresponde al mes hebreo Nisán (marzo-abril); mencionado en </w:t>
-      </w:r>
-      <w:hyperlink r:id="rId13">
-        <w:r>
-          <w:rPr>
-            <w:lang w:val="es_ES" w:bidi="es_ES"/>
-          </w:rPr>
-          <w:rPr>
-            <w:color w:val="0000EE"/>
-            <w:u w:val="single"/>
-          </w:rPr>
-          <w:t>2 Macabeos 11:27–38</w:t>
-        </w:r>
-      </w:hyperlink>
-      <w:r>
-        <w:rPr>
-          <w:lang w:val="es_ES" w:bidi="es_ES"/>
-        </w:rPr>
-        <w:t xml:space="preserve">. Ver </w:t>
+        <w:t xml:space="preserve">Nombre del mes en el calendario macedonio que corresponde al mes hebreo Nisán (marzo-abril); mencionado en 2 Macabeos 11:27–38. Ver </w:t>
       </w:r>
       <w:r>
         <w:rPr>
